--- a/final_documents/Return on Security und Final Wert.docx
+++ b/final_documents/Return on Security und Final Wert.docx
@@ -1229,7 +1229,7 @@
           <w:color w:val="000000" w:themeColor="text1"/>
           <w:highlight w:val="none"/>
         </w:rPr>
-        <w:t xml:space="preserve">Vermiedener Schaden = 620.000 – Schaden Welle 1 - </w:t>
+        <w:t xml:space="preserve">Vermiedener Schaden = 620.000 - Schaden Welle 1 - </w:t>
       </w:r>
       <w:r>
         <w:rPr>
@@ -1287,7 +1287,7 @@
           <w:color w:val="000000" w:themeColor="text1"/>
           <w:highlight w:val="none"/>
         </w:rPr>
-        <w:t xml:space="preserve">620.000 – </w:t>
+        <w:t xml:space="preserve">620.000 - </w:t>
       </w:r>
       <w:r>
         <w:rPr>
